--- a/data/revised_2026-10_full/outputs/v2/Physics/SS1.1_Pressure/Physics_Pressure_FinalExplanation_TeacherKey.docx
+++ b/data/revised_2026-10_full/outputs/v2/Physics/SS1.1_Pressure/Physics_Pressure_FinalExplanation_TeacherKey.docx
@@ -1872,7 +1872,7 @@
         </w:rPr>
         <w:t xml:space="preserve">© 2026 SeaVuria and ARES. This work is licensed under a </w:t>
       </w:r>
-      <w:hyperlink w:history="1" r:id="rIdxv8jtoxyz0fshgyd_lvj2">
+      <w:hyperlink w:history="1" r:id="rId_gc3dnjhedcfjh8deyzld">
         <w:r>
           <w:rPr>
             <w:rFonts w:ascii="Arial" w:cs="Arial" w:eastAsia="Arial" w:hAnsi="Arial"/>
@@ -1892,7 +1892,7 @@
         </w:rPr>
         <w:t xml:space="preserve"> (</w:t>
       </w:r>
-      <w:hyperlink w:history="1" r:id="rIdezwhtlx3eypcfia39hykr">
+      <w:hyperlink w:history="1" r:id="rIdn7ky8rl8th03dn3c6066p">
         <w:r>
           <w:rPr>
             <w:rFonts w:ascii="Arial" w:cs="Arial" w:eastAsia="Arial" w:hAnsi="Arial"/>
@@ -1912,7 +1912,7 @@
         </w:rPr>
         <w:t xml:space="preserve">). To view a copy of this license, visit </w:t>
       </w:r>
-      <w:hyperlink w:history="1" r:id="rIdndrt2vk6njxudggj9j8aa">
+      <w:hyperlink w:history="1" r:id="rIdq6yer292b8xkq9klib_o_">
         <w:r>
           <w:rPr>
             <w:rFonts w:ascii="Arial" w:cs="Arial" w:eastAsia="Arial" w:hAnsi="Arial"/>
